--- a/ADC2026_Transcript.docx
+++ b/ADC2026_Transcript.docx
@@ -31,7 +31,7 @@
           <w:sz w:val="22"/>
           <w:szCs w:val="22"/>
         </w:rPr>
-        <w:t xml:space="preserve">ADC 2026 · Harvard Kennedy School · Starr Auditorium</w:t>
+        <w:t xml:space="preserve">ADC 2026 · Harvard Kennedy School · Final Pitch (April 18)</w:t>
       </w:r>
     </w:p>
     <w:p>
@@ -45,7 +45,7 @@
           <w:sz w:val="20"/>
           <w:szCs w:val="20"/>
         </w:rPr>
-        <w:t xml:space="preserve">Presenter: Olufemi Olamijulo (Team 16)  ·  Duration: ~6 minutes  ·  8 slides</w:t>
+        <w:t xml:space="preserve">Presenter: Olufemi Olamijulo (Team 16)  ·  Duration: 8 minutes + 7 min Q&amp;A  ·  8 slides</w:t>
       </w:r>
     </w:p>
     <w:p>
@@ -183,7 +183,7 @@
                 <w:sz w:val="20"/>
                 <w:szCs w:val="20"/>
               </w:rPr>
-              <w:t xml:space="preserve">Target pace: ~45 seconds per slide. Slide 8 (Live Demo) may expand to 60–75 seconds depending on audience response.</w:t>
+              <w:t xml:space="preserve">This transcript is for the April 18 FINAL PITCH (8 min + 7 min Q&amp;A with judges). The April 17 preliminary with coaches is 10 minutes total — use this as your base but compress Slides 6–7. Target pace for finals: ~60 seconds per slide. Q&amp;A: expect 4–5 questions.</w:t>
             </w:r>
           </w:p>
         </w:tc>
@@ -828,7 +828,7 @@
           <w:sz w:val="20"/>
           <w:szCs w:val="20"/>
         </w:rPr>
-        <w:t xml:space="preserve">[Advance to Slide 5. Brief pause to allow audience to read the Claude Vision flow diagram.]</w:t>
+        <w:t xml:space="preserve">[Advance to Slide 5. Brief pause to allow audience to read the AI flow diagram.]</w:t>
       </w:r>
     </w:p>
     <w:p>
@@ -861,7 +861,7 @@
           <w:sz w:val="22"/>
           <w:szCs w:val="22"/>
         </w:rPr>
-        <w:t xml:space="preserve">Citizens photograph EC8A forms at polling units on election day — or access the CCIJ archive after. The image goes to Claude Vision, Anthropic's AI model. In seconds, it extracts the handwritten vote totals with a confidence score. Low-confidence extractions are flagged for human review.</w:t>
+        <w:t xml:space="preserve">Citizens photograph EC8A forms at polling units on election day — or access the CCIJ archive after. The image is fed into a multimodal machine learning model. Computer vision and deep learning OCR work in tandem to extract the handwritten vote totals in seconds, each with a confidence score. Low-confidence extractions are flagged for human review.</w:t>
       </w:r>
     </w:p>
     <w:p>
@@ -1463,7 +1463,7 @@
           <w:sz w:val="22"/>
           <w:szCs w:val="22"/>
         </w:rPr>
-        <w:t xml:space="preserve">Four: Nigerian diaspora networks — NIDO, NANAF — launch a $50,000 seed campaign for Phase 1 deployment, with matching from the Harvard African community.</w:t>
+        <w:t xml:space="preserve">Four: Nigerian diaspora networks — NIDO, NANAF, and state-chapter associations — launch a targeted $50,000 seed campaign directed at the 1.7 million Nigerians abroad who have a direct stake in the integrity of results from home wards.</w:t>
       </w:r>
     </w:p>
     <w:p>

--- a/ADC2026_Transcript.docx
+++ b/ADC2026_Transcript.docx
@@ -243,7 +243,7 @@
           <w:sz w:val="20"/>
           <w:szCs w:val="20"/>
         </w:rPr>
-        <w:t xml:space="preserve">[Advance to Slide 1. Stand still. Let the "63,259" ghost number sit for 3 seconds before speaking.]</w:t>
+        <w:t xml:space="preserve">[Advance to Slide 1. Stand still. Let the "63,259" ghost number sit 3 seconds before speaking.]</w:t>
       </w:r>
     </w:p>
     <w:p>
@@ -262,7 +262,7 @@
           <w:sz w:val="22"/>
           <w:szCs w:val="22"/>
         </w:rPr>
-        <w:t xml:space="preserve">E don kast.</w:t>
+        <w:t xml:space="preserve">In the 2023 elections alone, 109 people were killed in election-related violence — documented by the Centre for Democracy and Development. Properties burned. Businesses shuttered for months. Families displaced. Not because of who won — but because people did not believe the count.</w:t>
       </w:r>
     </w:p>
     <w:p>
@@ -279,49 +279,21 @@
           <w:sz w:val="19"/>
           <w:szCs w:val="19"/>
         </w:rPr>
-        <w:t xml:space="preserve">(Pause. Let it land. Some in the room will know what this means.)</w:t>
-      </w:r>
-    </w:p>
-    <w:p>
-      <w:pPr>
-        <w:spacing w:after="60" w:before="60"/>
-      </w:pPr>
-      <w:r>
-        <w:rPr>
-          <w:rFonts w:ascii="Calibri" w:cs="Calibri" w:eastAsia="Calibri" w:hAnsi="Calibri"/>
-          <w:color w:val="111111"/>
-          <w:sz w:val="22"/>
-          <w:szCs w:val="22"/>
-        </w:rPr>
-        <w:t xml:space="preserve">In Nigerian Pidgin, that means: the result has been announced. It's the sentence that ends everything — that closes the door on accountability.</w:t>
-      </w:r>
-    </w:p>
-    <w:p>
-      <w:pPr>
-        <w:spacing w:after="60" w:before="60"/>
-      </w:pPr>
-      <w:r>
-        <w:rPr>
-          <w:rFonts w:ascii="Calibri" w:cs="Calibri" w:eastAsia="Calibri" w:hAnsi="Calibri"/>
-          <w:color w:val="111111"/>
-          <w:sz w:val="22"/>
-          <w:szCs w:val="22"/>
-        </w:rPr>
-        <w:t xml:space="preserve">But what if the result that was announced wasn't the result that was voted?</w:t>
-      </w:r>
-    </w:p>
-    <w:p>
-      <w:pPr>
-        <w:spacing w:after="60" w:before="60"/>
-      </w:pPr>
-      <w:r>
-        <w:rPr>
-          <w:rFonts w:ascii="Calibri" w:cs="Calibri" w:eastAsia="Calibri" w:hAnsi="Calibri"/>
-          <w:color w:val="111111"/>
-          <w:sz w:val="22"/>
-          <w:szCs w:val="22"/>
-        </w:rPr>
-        <w:t xml:space="preserve">My name is Femi Olamijulo. My team — Rhoda Oni and Dela Michel — and I built E Don Kast, a real-time AI platform that makes it impossible for that door to close quietly.</w:t>
+        <w:t xml:space="preserve">(Let that land. Then drop into the language.)</w:t>
+      </w:r>
+    </w:p>
+    <w:p>
+      <w:pPr>
+        <w:spacing w:after="60" w:before="60"/>
+      </w:pPr>
+      <w:r>
+        <w:rPr>
+          <w:rFonts w:ascii="Calibri" w:cs="Calibri" w:eastAsia="Calibri" w:hAnsi="Calibri"/>
+          <w:color w:val="111111"/>
+          <w:sz w:val="22"/>
+          <w:szCs w:val="22"/>
+        </w:rPr>
+        <w:t xml:space="preserve">E don kast.</w:t>
       </w:r>
     </w:p>
     <w:p>
@@ -338,7 +310,52 @@
           <w:sz w:val="19"/>
           <w:szCs w:val="19"/>
         </w:rPr>
-        <w:t xml:space="preserve">(Speak the team names clearly. Acknowledge them physically — brief gesture toward them if they are present.)</w:t>
+        <w:t xml:space="preserve">(Pause. Some in the room will know what this means. Let them feel it.)</w:t>
+      </w:r>
+    </w:p>
+    <w:p>
+      <w:pPr>
+        <w:spacing w:after="60" w:before="60"/>
+      </w:pPr>
+      <w:r>
+        <w:rPr>
+          <w:rFonts w:ascii="Calibri" w:cs="Calibri" w:eastAsia="Calibri" w:hAnsi="Calibri"/>
+          <w:color w:val="111111"/>
+          <w:sz w:val="22"/>
+          <w:szCs w:val="22"/>
+        </w:rPr>
+        <w:t xml:space="preserve">In Nigerian Pidgin: the result has been announced. It's the sentence that ends everything. The sentence that, in too many elections, has started violence instead.</w:t>
+      </w:r>
+    </w:p>
+    <w:p>
+      <w:pPr>
+        <w:spacing w:after="60" w:before="60"/>
+      </w:pPr>
+      <w:r>
+        <w:rPr>
+          <w:rFonts w:ascii="Calibri" w:cs="Calibri" w:eastAsia="Calibri" w:hAnsi="Calibri"/>
+          <w:color w:val="111111"/>
+          <w:sz w:val="22"/>
+          <w:szCs w:val="22"/>
+        </w:rPr>
+        <w:t xml:space="preserve">My name is Femi Olamijulo. My team — Rhoda Oni and Dela Michel — and I built E Don Kast to make sure that when someone says "e don kast," the people can verify it themselves.</w:t>
+      </w:r>
+    </w:p>
+    <w:p>
+      <w:pPr>
+        <w:spacing w:after="80" w:before="40"/>
+        <w:ind w:left="480"/>
+      </w:pPr>
+      <w:r>
+        <w:rPr>
+          <w:rFonts w:ascii="Calibri" w:cs="Calibri" w:eastAsia="Calibri" w:hAnsi="Calibri"/>
+          <w:i/>
+          <w:iCs/>
+          <w:color w:val="E8893A"/>
+          <w:sz w:val="19"/>
+          <w:szCs w:val="19"/>
+        </w:rPr>
+        <w:t xml:space="preserve">(Gesture briefly toward your teammates. Keep energy grounded and serious — this is not a pitch, it's a case.)</w:t>
       </w:r>
     </w:p>
     <w:p>
@@ -414,49 +431,35 @@
           <w:sz w:val="22"/>
           <w:szCs w:val="22"/>
         </w:rPr>
-        <w:t xml:space="preserve">In February 2026, Nigeria enacted the Electoral Act 2026. Section 60(3) now mandates that polling officers transmit results in real time from the polling unit directly to INEC's IReV portal.</w:t>
-      </w:r>
-    </w:p>
-    <w:p>
-      <w:pPr>
-        <w:spacing w:after="60" w:before="60"/>
-      </w:pPr>
-      <w:r>
-        <w:rPr>
-          <w:rFonts w:ascii="Calibri" w:cs="Calibri" w:eastAsia="Calibri" w:hAnsi="Calibri"/>
-          <w:color w:val="111111"/>
-          <w:sz w:val="22"/>
-          <w:szCs w:val="22"/>
-        </w:rPr>
-        <w:t xml:space="preserve">This is the law that activists fought for. The law is on the books.</w:t>
-      </w:r>
-    </w:p>
-    <w:p>
-      <w:pPr>
-        <w:spacing w:after="60" w:before="60"/>
-      </w:pPr>
-      <w:r>
-        <w:rPr>
-          <w:rFonts w:ascii="Calibri" w:cs="Calibri" w:eastAsia="Calibri" w:hAnsi="Calibri"/>
-          <w:color w:val="111111"/>
-          <w:sz w:val="22"/>
-          <w:szCs w:val="22"/>
-        </w:rPr>
-        <w:t xml:space="preserve">But here's the gap: the law requires the data be uploaded. It doesn't require anyone to verify that what's uploaded matches what was signed.</w:t>
-      </w:r>
-    </w:p>
-    <w:p>
-      <w:pPr>
-        <w:spacing w:after="60" w:before="60"/>
-      </w:pPr>
-      <w:r>
-        <w:rPr>
-          <w:rFonts w:ascii="Calibri" w:cs="Calibri" w:eastAsia="Calibri" w:hAnsi="Calibri"/>
-          <w:color w:val="111111"/>
-          <w:sz w:val="22"/>
-          <w:szCs w:val="22"/>
-        </w:rPr>
-        <w:t xml:space="preserve">IReV collects images. No one extracts the numbers. No one checks the arithmetic. The exemption clause — "communication failure" — is wide enough to swallow entire wards.</w:t>
+        <w:t xml:space="preserve">Let me establish two concepts for anyone not steeped in this area — because they're at the heart of Track 3.</w:t>
+      </w:r>
+    </w:p>
+    <w:p>
+      <w:pPr>
+        <w:spacing w:after="60" w:before="60"/>
+      </w:pPr>
+      <w:r>
+        <w:rPr>
+          <w:rFonts w:ascii="Calibri" w:cs="Calibri" w:eastAsia="Calibri" w:hAnsi="Calibri"/>
+          <w:color w:val="111111"/>
+          <w:sz w:val="22"/>
+          <w:szCs w:val="22"/>
+        </w:rPr>
+        <w:t xml:space="preserve">Executive accountability means this: those who hold power must answer to the people who gave it to them. In a democracy, the primary mechanism is the ballot. If you can control the count, you can escape accountability entirely.</w:t>
+      </w:r>
+    </w:p>
+    <w:p>
+      <w:pPr>
+        <w:spacing w:after="60" w:before="60"/>
+      </w:pPr>
+      <w:r>
+        <w:rPr>
+          <w:rFonts w:ascii="Calibri" w:cs="Calibri" w:eastAsia="Calibri" w:hAnsi="Calibri"/>
+          <w:color w:val="111111"/>
+          <w:sz w:val="22"/>
+          <w:szCs w:val="22"/>
+        </w:rPr>
+        <w:t xml:space="preserve">Judicial independence means: courts can rule against the government without fear of retaliation. But here's the structural trap — when results are manipulated, aggrieved parties go to court. If the judiciary is also compromised, or simply overwhelmed, the majority's will disappears at a second layer.</w:t>
       </w:r>
     </w:p>
     <w:p>
@@ -473,21 +476,80 @@
           <w:sz w:val="19"/>
           <w:szCs w:val="19"/>
         </w:rPr>
-        <w:t xml:space="preserve">(Emphasize the word "gap." Not "problem" or "issue" — gap implies something that can be bridged.)</w:t>
-      </w:r>
-    </w:p>
-    <w:p>
-      <w:pPr>
-        <w:spacing w:after="60" w:before="60"/>
-      </w:pPr>
-      <w:r>
-        <w:rPr>
-          <w:rFonts w:ascii="Calibri" w:cs="Calibri" w:eastAsia="Calibri" w:hAnsi="Calibri"/>
-          <w:color w:val="111111"/>
-          <w:sz w:val="22"/>
-          <w:szCs w:val="22"/>
-        </w:rPr>
-        <w:t xml:space="preserve">E Don Kast closes that gap. Not by asking for a new law. By enforcing the one that already exists.</w:t>
+        <w:t xml:space="preserve">(Speak this slowly. The audience may be hearing this framing for the first time. That's fine — own the explanation.)</w:t>
+      </w:r>
+    </w:p>
+    <w:p>
+      <w:pPr>
+        <w:spacing w:after="60" w:before="60"/>
+      </w:pPr>
+      <w:r>
+        <w:rPr>
+          <w:rFonts w:ascii="Calibri" w:cs="Calibri" w:eastAsia="Calibri" w:hAnsi="Calibri"/>
+          <w:color w:val="111111"/>
+          <w:sz w:val="22"/>
+          <w:szCs w:val="22"/>
+        </w:rPr>
+        <w:t xml:space="preserve">This is the accountability chain: the people vote, the ballot is counted, the count is declared, the courts validate. E Don Kast intervenes at step two — the count. Before it reaches the courts. Before the judiciary is even asked to rule.</w:t>
+      </w:r>
+    </w:p>
+    <w:p>
+      <w:pPr>
+        <w:spacing w:after="60" w:before="60"/>
+      </w:pPr>
+      <w:r>
+        <w:rPr>
+          <w:rFonts w:ascii="Calibri" w:cs="Calibri" w:eastAsia="Calibri" w:hAnsi="Calibri"/>
+          <w:color w:val="111111"/>
+          <w:sz w:val="22"/>
+          <w:szCs w:val="22"/>
+        </w:rPr>
+        <w:t xml:space="preserve">We keep the votes strictly with the people. Majority rules — not manipulation, not litigation.</w:t>
+      </w:r>
+    </w:p>
+    <w:p>
+      <w:pPr>
+        <w:spacing w:after="80" w:before="40"/>
+        <w:ind w:left="480"/>
+      </w:pPr>
+      <w:r>
+        <w:rPr>
+          <w:rFonts w:ascii="Calibri" w:cs="Calibri" w:eastAsia="Calibri" w:hAnsi="Calibri"/>
+          <w:i/>
+          <w:iCs/>
+          <w:color w:val="E8893A"/>
+          <w:sz w:val="19"/>
+          <w:szCs w:val="19"/>
+        </w:rPr>
+        <w:t xml:space="preserve">(Pause after "majority rules." That is the moral core of the pitch.)</w:t>
+      </w:r>
+    </w:p>
+    <w:p>
+      <w:pPr>
+        <w:spacing w:after="60" w:before="60"/>
+      </w:pPr>
+      <w:r>
+        <w:rPr>
+          <w:rFonts w:ascii="Calibri" w:cs="Calibri" w:eastAsia="Calibri" w:hAnsi="Calibri"/>
+          <w:color w:val="111111"/>
+          <w:sz w:val="22"/>
+          <w:szCs w:val="22"/>
+        </w:rPr>
+        <w:t xml:space="preserve">Nigeria's Electoral Act 2026 enacted in February 2026 takes a step in the right direction. Section 60(3) mandates real-time electronic transmission from polling unit to INEC's IReV portal. But it mandates upload — not verification. IReV collects images. No one checks whether the numbers in those images match what INEC declares. The "communication failure" exemption can swallow entire wards.</w:t>
+      </w:r>
+    </w:p>
+    <w:p>
+      <w:pPr>
+        <w:spacing w:after="60" w:before="60"/>
+      </w:pPr>
+      <w:r>
+        <w:rPr>
+          <w:rFonts w:ascii="Calibri" w:cs="Calibri" w:eastAsia="Calibri" w:hAnsi="Calibri"/>
+          <w:color w:val="111111"/>
+          <w:sz w:val="22"/>
+          <w:szCs w:val="22"/>
+        </w:rPr>
+        <w:t xml:space="preserve">E Don Kast closes that gap. Not by changing the law. By enforcing the one that already exists.</w:t>
       </w:r>
     </w:p>
     <w:p>
@@ -563,35 +625,35 @@
           <w:sz w:val="22"/>
           <w:szCs w:val="22"/>
         </w:rPr>
-        <w:t xml:space="preserve">I want you to hold a number in your mind: 3,829.</w:t>
-      </w:r>
-    </w:p>
-    <w:p>
-      <w:pPr>
-        <w:spacing w:after="60" w:before="60"/>
-      </w:pPr>
-      <w:r>
-        <w:rPr>
-          <w:rFonts w:ascii="Calibri" w:cs="Calibri" w:eastAsia="Calibri" w:hAnsi="Calibri"/>
-          <w:color w:val="111111"/>
-          <w:sz w:val="22"/>
-          <w:szCs w:val="22"/>
-        </w:rPr>
-        <w:t xml:space="preserve">That is the number of Labour Party votes INEC officially declared for the entire Obio-Akpor Local Government Area in Rivers State in 2023.</w:t>
-      </w:r>
-    </w:p>
-    <w:p>
-      <w:pPr>
-        <w:spacing w:after="60" w:before="60"/>
-      </w:pPr>
-      <w:r>
-        <w:rPr>
-          <w:rFonts w:ascii="Calibri" w:cs="Calibri" w:eastAsia="Calibri" w:hAnsi="Calibri"/>
-          <w:color w:val="111111"/>
-          <w:sz w:val="22"/>
-          <w:szCs w:val="22"/>
-        </w:rPr>
-        <w:t xml:space="preserve">Now hold this number: 4,432.</w:t>
+        <w:t xml:space="preserve">Is this an actual problem? Let's look at the data.</w:t>
+      </w:r>
+    </w:p>
+    <w:p>
+      <w:pPr>
+        <w:spacing w:after="60" w:before="60"/>
+      </w:pPr>
+      <w:r>
+        <w:rPr>
+          <w:rFonts w:ascii="Calibri" w:cs="Calibri" w:eastAsia="Calibri" w:hAnsi="Calibri"/>
+          <w:color w:val="111111"/>
+          <w:sz w:val="22"/>
+          <w:szCs w:val="22"/>
+        </w:rPr>
+        <w:t xml:space="preserve">I want you to hold a number in your mind: 3,829. That is the number of Labour Party votes INEC officially declared for the entire Obio-Akpor Local Government Area in Rivers State in 2023.</w:t>
+      </w:r>
+    </w:p>
+    <w:p>
+      <w:pPr>
+        <w:spacing w:after="60" w:before="60"/>
+      </w:pPr>
+      <w:r>
+        <w:rPr>
+          <w:rFonts w:ascii="Calibri" w:cs="Calibri" w:eastAsia="Calibri" w:hAnsi="Calibri"/>
+          <w:color w:val="111111"/>
+          <w:sz w:val="22"/>
+          <w:szCs w:val="22"/>
+        </w:rPr>
+        <w:t xml:space="preserve">Now hold this one: 4,432.</w:t>
       </w:r>
     </w:p>
     <w:p>
@@ -608,49 +670,49 @@
           <w:sz w:val="19"/>
           <w:szCs w:val="19"/>
         </w:rPr>
-        <w:t xml:space="preserve">(Pause between the two numbers. Let the audience do the math themselves.)</w:t>
-      </w:r>
-    </w:p>
-    <w:p>
-      <w:pPr>
-        <w:spacing w:after="60" w:before="60"/>
-      </w:pPr>
-      <w:r>
-        <w:rPr>
-          <w:rFonts w:ascii="Calibri" w:cs="Calibri" w:eastAsia="Calibri" w:hAnsi="Calibri"/>
-          <w:color w:val="111111"/>
-          <w:sz w:val="22"/>
-          <w:szCs w:val="22"/>
-        </w:rPr>
-        <w:t xml:space="preserve">That is the number of Labour Party votes recorded on EC8A polling unit result forms from a single ward — Ward 4, Rumuodomaya — which we processed using our platform.</w:t>
-      </w:r>
-    </w:p>
-    <w:p>
-      <w:pPr>
-        <w:spacing w:after="60" w:before="60"/>
-      </w:pPr>
-      <w:r>
-        <w:rPr>
-          <w:rFonts w:ascii="Calibri" w:cs="Calibri" w:eastAsia="Calibri" w:hAnsi="Calibri"/>
-          <w:color w:val="111111"/>
-          <w:sz w:val="22"/>
-          <w:szCs w:val="22"/>
-        </w:rPr>
-        <w:t xml:space="preserve">A single ward. More votes than the full LGA. The paper exists. It is signed by INEC officials. It is on IReV. And the declared result contradicts it by 64,692 votes.</w:t>
-      </w:r>
-    </w:p>
-    <w:p>
-      <w:pPr>
-        <w:spacing w:after="60" w:before="60"/>
-      </w:pPr>
-      <w:r>
-        <w:rPr>
-          <w:rFonts w:ascii="Calibri" w:cs="Calibri" w:eastAsia="Calibri" w:hAnsi="Calibri"/>
-          <w:color w:val="111111"/>
-          <w:sz w:val="22"/>
-          <w:szCs w:val="22"/>
-        </w:rPr>
-        <w:t xml:space="preserve">The Centre for Collaborative Investigative Journalism has digitized 169,328 of these forms. Veza News confirmed over 110,000 phantom APC votes across five Rivers State LGAs. The data exists. Until now, it had nowhere to go.</w:t>
+        <w:t xml:space="preserve">(Pause. Let the audience do the arithmetic.)</w:t>
+      </w:r>
+    </w:p>
+    <w:p>
+      <w:pPr>
+        <w:spacing w:after="60" w:before="60"/>
+      </w:pPr>
+      <w:r>
+        <w:rPr>
+          <w:rFonts w:ascii="Calibri" w:cs="Calibri" w:eastAsia="Calibri" w:hAnsi="Calibri"/>
+          <w:color w:val="111111"/>
+          <w:sz w:val="22"/>
+          <w:szCs w:val="22"/>
+        </w:rPr>
+        <w:t xml:space="preserve">That is the number of Labour Party votes recorded on signed EC8A forms from a single ward — Ward 4, Rumuodomaya. One ward. More votes than the entire LGA's declared total.</w:t>
+      </w:r>
+    </w:p>
+    <w:p>
+      <w:pPr>
+        <w:spacing w:after="60" w:before="60"/>
+      </w:pPr>
+      <w:r>
+        <w:rPr>
+          <w:rFonts w:ascii="Calibri" w:cs="Calibri" w:eastAsia="Calibri" w:hAnsi="Calibri"/>
+          <w:color w:val="111111"/>
+          <w:sz w:val="22"/>
+          <w:szCs w:val="22"/>
+        </w:rPr>
+        <w:t xml:space="preserve">The declared result handed the LGA to APC. The communities that had voted overwhelmingly for LP watched it declared for another party. The protests that followed resulted in deaths. Properties were destroyed. Port Harcourt's business district saw months of disruption.</w:t>
+      </w:r>
+    </w:p>
+    <w:p>
+      <w:pPr>
+        <w:spacing w:after="60" w:before="60"/>
+      </w:pPr>
+      <w:r>
+        <w:rPr>
+          <w:rFonts w:ascii="Calibri" w:cs="Calibri" w:eastAsia="Calibri" w:hAnsi="Calibri"/>
+          <w:color w:val="111111"/>
+          <w:sz w:val="22"/>
+          <w:szCs w:val="22"/>
+        </w:rPr>
+        <w:t xml:space="preserve">This is not a data anomaly. CCIJ digitized 169,328 EC8A forms. Veza News confirmed over 110,000 phantom APC votes across five Rivers State LGAs. The pattern is systematic — and the evidence to prove it already exists on INEC's own portal.</w:t>
       </w:r>
     </w:p>
     <w:p>
@@ -726,7 +788,7 @@
           <w:sz w:val="22"/>
           <w:szCs w:val="22"/>
         </w:rPr>
-        <w:t xml:space="preserve">This is a letter from Sophia Okafor, a polling officer in Ward 4. She wrote it after the election. She describes what happened when she tried to transmit her results — the BVAS lockout, the interruption, the moment the numbers changed.</w:t>
+        <w:t xml:space="preserve">This is a letter from Sophia Okafor. She was a polling officer in Ward 4 on election day. She wrote this letter after the election was over.</w:t>
       </w:r>
     </w:p>
     <w:p>
@@ -743,35 +805,49 @@
           <w:sz w:val="19"/>
           <w:szCs w:val="19"/>
         </w:rPr>
-        <w:t xml:space="preserve">(If the letter image is visible on screen, point to it briefly. "This is the document.")</w:t>
-      </w:r>
-    </w:p>
-    <w:p>
-      <w:pPr>
-        <w:spacing w:after="60" w:before="60"/>
-      </w:pPr>
-      <w:r>
-        <w:rPr>
-          <w:rFonts w:ascii="Calibri" w:cs="Calibri" w:eastAsia="Calibri" w:hAnsi="Calibri"/>
-          <w:color w:val="111111"/>
-          <w:sz w:val="22"/>
-          <w:szCs w:val="22"/>
-        </w:rPr>
-        <w:t xml:space="preserve">Her letter is not an allegation. It is evidence. Signed, dated, contemporaneous. But without a platform to place it in context — to show the court exactly where her ward sits in the broader pattern — it is a single document fighting a bureaucratic declaration.</w:t>
-      </w:r>
-    </w:p>
-    <w:p>
-      <w:pPr>
-        <w:spacing w:after="60" w:before="60"/>
-      </w:pPr>
-      <w:r>
-        <w:rPr>
-          <w:rFonts w:ascii="Calibri" w:cs="Calibri" w:eastAsia="Calibri" w:hAnsi="Calibri"/>
-          <w:color w:val="111111"/>
-          <w:sz w:val="22"/>
-          <w:szCs w:val="22"/>
-        </w:rPr>
-        <w:t xml:space="preserve">E Don Kast provides that context. It situates evidence like Sophia's within the aggregate picture that courts and tribunals need to act.</w:t>
+        <w:t xml:space="preserve">(Point to the letter on screen. Let the audience read a few lines before continuing.)</w:t>
+      </w:r>
+    </w:p>
+    <w:p>
+      <w:pPr>
+        <w:spacing w:after="60" w:before="60"/>
+      </w:pPr>
+      <w:r>
+        <w:rPr>
+          <w:rFonts w:ascii="Calibri" w:cs="Calibri" w:eastAsia="Calibri" w:hAnsi="Calibri"/>
+          <w:color w:val="111111"/>
+          <w:sz w:val="22"/>
+          <w:szCs w:val="22"/>
+        </w:rPr>
+        <w:t xml:space="preserve">She describes the moment the BVAS device was locked out. The interruption in transmission. Watching the numbers change after she had already signed the EC8A form recording the correct count.</w:t>
+      </w:r>
+    </w:p>
+    <w:p>
+      <w:pPr>
+        <w:spacing w:after="60" w:before="60"/>
+      </w:pPr>
+      <w:r>
+        <w:rPr>
+          <w:rFonts w:ascii="Calibri" w:cs="Calibri" w:eastAsia="Calibri" w:hAnsi="Calibri"/>
+          <w:color w:val="111111"/>
+          <w:sz w:val="22"/>
+          <w:szCs w:val="22"/>
+        </w:rPr>
+        <w:t xml:space="preserve">She is not anonymous. She put her name on this. That takes courage — because in Nigeria, contesting results carries personal risk. We have documented cases of witnesses being intimidated, evidence being tampered with, and tribunal processes lasting years.</w:t>
+      </w:r>
+    </w:p>
+    <w:p>
+      <w:pPr>
+        <w:spacing w:after="60" w:before="60"/>
+      </w:pPr>
+      <w:r>
+        <w:rPr>
+          <w:rFonts w:ascii="Calibri" w:cs="Calibri" w:eastAsia="Calibri" w:hAnsi="Calibri"/>
+          <w:color w:val="111111"/>
+          <w:sz w:val="22"/>
+          <w:szCs w:val="22"/>
+        </w:rPr>
+        <w:t xml:space="preserve">Sophia's letter is not an allegation. It is contemporaneous evidence, signed and dated, from someone with firsthand knowledge. But a single document is not a pattern. A pattern requires data. E Don Kast gives her letter the context it needs to matter in court.</w:t>
       </w:r>
     </w:p>
     <w:p>
@@ -828,7 +904,7 @@
           <w:sz w:val="20"/>
           <w:szCs w:val="20"/>
         </w:rPr>
-        <w:t xml:space="preserve">[Advance to Slide 5. Brief pause to allow audience to read the AI flow diagram.]</w:t>
+        <w:t xml:space="preserve">[Advance to Slide 5. Pause briefly to let the platform diagram register.]</w:t>
       </w:r>
     </w:p>
     <w:p>
@@ -847,35 +923,21 @@
           <w:sz w:val="22"/>
           <w:szCs w:val="22"/>
         </w:rPr>
-        <w:t xml:space="preserve">E Don Kast already exists. This is not a concept. The platform is live.</w:t>
-      </w:r>
-    </w:p>
-    <w:p>
-      <w:pPr>
-        <w:spacing w:after="60" w:before="60"/>
-      </w:pPr>
-      <w:r>
-        <w:rPr>
-          <w:rFonts w:ascii="Calibri" w:cs="Calibri" w:eastAsia="Calibri" w:hAnsi="Calibri"/>
-          <w:color w:val="111111"/>
-          <w:sz w:val="22"/>
-          <w:szCs w:val="22"/>
-        </w:rPr>
-        <w:t xml:space="preserve">Citizens photograph EC8A forms at polling units on election day — or access the CCIJ archive after. The image is fed into a multimodal machine learning model. Computer vision and deep learning OCR work in tandem to extract the handwritten vote totals in seconds, each with a confidence score. Low-confidence extractions are flagged for human review.</w:t>
-      </w:r>
-    </w:p>
-    <w:p>
-      <w:pPr>
-        <w:spacing w:after="60" w:before="60"/>
-      </w:pPr>
-      <w:r>
-        <w:rPr>
-          <w:rFonts w:ascii="Calibri" w:cs="Calibri" w:eastAsia="Calibri" w:hAnsi="Calibri"/>
-          <w:color w:val="111111"/>
-          <w:sz w:val="22"/>
-          <w:szCs w:val="22"/>
-        </w:rPr>
-        <w:t xml:space="preserve">Those numbers flow to a live dashboard. The dashboard shows running totals against INEC's declared figures. Discrepancies become visible the moment they exist — not months later in a tribunal.</w:t>
+        <w:t xml:space="preserve">E Don Kast already exists. This is not a prototype. It is in production.</w:t>
+      </w:r>
+    </w:p>
+    <w:p>
+      <w:pPr>
+        <w:spacing w:after="60" w:before="60"/>
+      </w:pPr>
+      <w:r>
+        <w:rPr>
+          <w:rFonts w:ascii="Calibri" w:cs="Calibri" w:eastAsia="Calibri" w:hAnsi="Calibri"/>
+          <w:color w:val="111111"/>
+          <w:sz w:val="22"/>
+          <w:szCs w:val="22"/>
+        </w:rPr>
+        <w:t xml:space="preserve">The core insight is about access. Right now, accountability requires being a lawyer, a tribunal, or a party agent with resources to mount a legal challenge. E Don Kast changes that. Any citizen with a phone becomes an electoral observer. Any signed EC8A form becomes potential evidence.</w:t>
       </w:r>
     </w:p>
     <w:p>
@@ -892,35 +954,66 @@
           <w:sz w:val="19"/>
           <w:szCs w:val="19"/>
         </w:rPr>
-        <w:t xml:space="preserve">(Speak the word "live" with emphasis. This is a working system — make that concrete.)</w:t>
-      </w:r>
-    </w:p>
-    <w:p>
-      <w:pPr>
-        <w:spacing w:after="60" w:before="60"/>
-      </w:pPr>
-      <w:r>
-        <w:rPr>
-          <w:rFonts w:ascii="Calibri" w:cs="Calibri" w:eastAsia="Calibri" w:hAnsi="Calibri"/>
-          <w:color w:val="111111"/>
-          <w:sz w:val="22"/>
-          <w:szCs w:val="22"/>
-        </w:rPr>
-        <w:t xml:space="preserve">For the Legal team: every extraction is logged with provenance — form ID, ward code, timestamp, confidence score. This meets evidence admissibility standards.</w:t>
-      </w:r>
-    </w:p>
-    <w:p>
-      <w:pPr>
-        <w:spacing w:after="60" w:before="60"/>
-      </w:pPr>
-      <w:r>
-        <w:rPr>
-          <w:rFonts w:ascii="Calibri" w:cs="Calibri" w:eastAsia="Calibri" w:hAnsi="Calibri"/>
-          <w:color w:val="111111"/>
-          <w:sz w:val="22"/>
-          <w:szCs w:val="22"/>
-        </w:rPr>
-        <w:t xml:space="preserve">For the civil society partners: the dashboard is public. Anyone with a phone can see the gap.</w:t>
+        <w:t xml:space="preserve">(The word "access" is the pivot. Slow down here.)</w:t>
+      </w:r>
+    </w:p>
+    <w:p>
+      <w:pPr>
+        <w:spacing w:after="60" w:before="60"/>
+      </w:pPr>
+      <w:r>
+        <w:rPr>
+          <w:rFonts w:ascii="Calibri" w:cs="Calibri" w:eastAsia="Calibri" w:hAnsi="Calibri"/>
+          <w:color w:val="111111"/>
+          <w:sz w:val="22"/>
+          <w:szCs w:val="22"/>
+        </w:rPr>
+        <w:t xml:space="preserve">Here's how it works. A citizen photographs the EC8A form posted at the polling unit — a practice that has been legally established for decades and that INEC itself encourages in its observer guidelines. That image enters our machine learning pipeline: computer vision and deep learning OCR extract the handwritten vote totals, assign a confidence score, and flag anything below threshold for human review.</w:t>
+      </w:r>
+    </w:p>
+    <w:p>
+      <w:pPr>
+        <w:spacing w:after="60" w:before="60"/>
+      </w:pPr>
+      <w:r>
+        <w:rPr>
+          <w:rFonts w:ascii="Calibri" w:cs="Calibri" w:eastAsia="Calibri" w:hAnsi="Calibri"/>
+          <w:color w:val="111111"/>
+          <w:sz w:val="22"/>
+          <w:szCs w:val="22"/>
+        </w:rPr>
+        <w:t xml:space="preserve">Those numbers hit the live dashboard in seconds. Running LGA totals accumulate on one side. INEC's declared figures sit on the other. Any gap is visible immediately — not months later when a tribunal is the only recourse.</w:t>
+      </w:r>
+    </w:p>
+    <w:p>
+      <w:pPr>
+        <w:spacing w:after="60" w:before="60"/>
+      </w:pPr>
+      <w:r>
+        <w:rPr>
+          <w:rFonts w:ascii="Calibri" w:cs="Calibri" w:eastAsia="Calibri" w:hAnsi="Calibri"/>
+          <w:color w:val="111111"/>
+          <w:sz w:val="22"/>
+          <w:szCs w:val="22"/>
+        </w:rPr>
+        <w:t xml:space="preserve">The tech stack: Flask backend on AWS Africa region, Next.js frontend, Mapbox PMTiles for geospatial drill-down from state to ward level, and the Haiku machine learning model for the OCR layer. The platform is open-source and designed to be portable.</w:t>
+      </w:r>
+    </w:p>
+    <w:p>
+      <w:pPr>
+        <w:spacing w:after="80" w:before="40"/>
+        <w:ind w:left="480"/>
+      </w:pPr>
+      <w:r>
+        <w:rPr>
+          <w:rFonts w:ascii="Calibri" w:cs="Calibri" w:eastAsia="Calibri" w:hAnsi="Calibri"/>
+          <w:i/>
+          <w:iCs/>
+          <w:color w:val="E8893A"/>
+          <w:sz w:val="19"/>
+          <w:szCs w:val="19"/>
+        </w:rPr>
+        <w:t xml:space="preserve">(If asked about the tech stack in Q&amp;A, this is the answer. Deliver it matter-of-factly, not as a boast.)</w:t>
       </w:r>
     </w:p>
     <w:p>
@@ -996,49 +1089,63 @@
           <w:sz w:val="22"/>
           <w:szCs w:val="22"/>
         </w:rPr>
-        <w:t xml:space="preserve">Implementation requires three circles.</w:t>
-      </w:r>
-    </w:p>
-    <w:p>
-      <w:pPr>
-        <w:spacing w:after="60" w:before="60"/>
-      </w:pPr>
-      <w:r>
-        <w:rPr>
-          <w:rFonts w:ascii="Calibri" w:cs="Calibri" w:eastAsia="Calibri" w:hAnsi="Calibri"/>
-          <w:color w:val="111111"/>
-          <w:sz w:val="22"/>
-          <w:szCs w:val="22"/>
-        </w:rPr>
-        <w:t xml:space="preserve">INEC does one thing: mandates structured data exports from IReV — not just images. This is already required by the spirit of the Electoral Act. We're asking for compliance with the law's intent.</w:t>
-      </w:r>
-    </w:p>
-    <w:p>
-      <w:pPr>
-        <w:spacing w:after="60" w:before="60"/>
-      </w:pPr>
-      <w:r>
-        <w:rPr>
-          <w:rFonts w:ascii="Calibri" w:cs="Calibri" w:eastAsia="Calibri" w:hAnsi="Calibri"/>
-          <w:color w:val="111111"/>
-          <w:sz w:val="22"/>
-          <w:szCs w:val="22"/>
-        </w:rPr>
-        <w:t xml:space="preserve">Civil society — SERAP, the Nigerian Bar Association, CCIJ — provides the legal standing, the existing document archive, and the advocacy infrastructure. SERAP's tribunal experience means E Don Kast outputs can move directly to court.</w:t>
-      </w:r>
-    </w:p>
-    <w:p>
-      <w:pPr>
-        <w:spacing w:after="60" w:before="60"/>
-      </w:pPr>
-      <w:r>
-        <w:rPr>
-          <w:rFonts w:ascii="Calibri" w:cs="Calibri" w:eastAsia="Calibri" w:hAnsi="Calibri"/>
-          <w:color w:val="111111"/>
-          <w:sz w:val="22"/>
-          <w:szCs w:val="22"/>
-        </w:rPr>
-        <w:t xml:space="preserve">The diaspora is the funding and validation layer. Over 1.7 million Nigerians abroad have family in wards across every state. They can verify results from home wards, crowd-source QA, and fund the platform at scale. Fifty thousand dollars funds Phase 1 entirely.</w:t>
+        <w:t xml:space="preserve">Three actors. Each has a specific job.</w:t>
+      </w:r>
+    </w:p>
+    <w:p>
+      <w:pPr>
+        <w:spacing w:after="60" w:before="60"/>
+      </w:pPr>
+      <w:r>
+        <w:rPr>
+          <w:rFonts w:ascii="Calibri" w:cs="Calibri" w:eastAsia="Calibri" w:hAnsi="Calibri"/>
+          <w:color w:val="111111"/>
+          <w:sz w:val="22"/>
+          <w:szCs w:val="22"/>
+        </w:rPr>
+        <w:t xml:space="preserve">INEC: comply with the Electoral Act it already administers. Mandate structured data exports from IReV — not image files that require manual processing. This is not a new ask. It is the minimum the 2026 Act requires.</w:t>
+      </w:r>
+    </w:p>
+    <w:p>
+      <w:pPr>
+        <w:spacing w:after="60" w:before="60"/>
+      </w:pPr>
+      <w:r>
+        <w:rPr>
+          <w:rFonts w:ascii="Calibri" w:cs="Calibri" w:eastAsia="Calibri" w:hAnsi="Calibri"/>
+          <w:color w:val="111111"/>
+          <w:sz w:val="22"/>
+          <w:szCs w:val="22"/>
+        </w:rPr>
+        <w:t xml:space="preserve">Civil society — SERAP, the NBA, CCIJ — provides legal standing, the existing document archive, and the tribunal infrastructure. The moment E Don Kast produces a discrepancy report, SERAP can attach it to an existing petition. The pipeline from detection to legal challenge is already mapped.</w:t>
+      </w:r>
+    </w:p>
+    <w:p>
+      <w:pPr>
+        <w:spacing w:after="60" w:before="60"/>
+      </w:pPr>
+      <w:r>
+        <w:rPr>
+          <w:rFonts w:ascii="Calibri" w:cs="Calibri" w:eastAsia="Calibri" w:hAnsi="Calibri"/>
+          <w:color w:val="111111"/>
+          <w:sz w:val="22"/>
+          <w:szCs w:val="22"/>
+        </w:rPr>
+        <w:t xml:space="preserve">The diaspora funds and validates. 1.7 million Nigerians in the US alone. Many have family in wards across every state. They can verify results from home, crowd-source quality assurance, and fund Phase 1 for $50,000.</w:t>
+      </w:r>
+    </w:p>
+    <w:p>
+      <w:pPr>
+        <w:spacing w:after="60" w:before="60"/>
+      </w:pPr>
+      <w:r>
+        <w:rPr>
+          <w:rFonts w:ascii="Calibri" w:cs="Calibri" w:eastAsia="Calibri" w:hAnsi="Calibri"/>
+          <w:color w:val="111111"/>
+          <w:sz w:val="22"/>
+          <w:szCs w:val="22"/>
+        </w:rPr>
+        <w:t xml:space="preserve">One question we often get: is E Don Kast an independent entity? Yes. StayGIS LLC is privately owned, not affiliated with any political party or government body. Our methodology is public, our data is open-source, and our correction log is public. We have no stake in who wins — only in whether the count is honest.</w:t>
       </w:r>
     </w:p>
     <w:p>
@@ -1055,7 +1162,21 @@
           <w:sz w:val="19"/>
           <w:szCs w:val="19"/>
         </w:rPr>
-        <w:t xml:space="preserve">(The "50k" number may prompt questions. Be ready: the budget breakdown is in the implementation brief.)</w:t>
+        <w:t xml:space="preserve">(Deliver the independence answer directly. It signals integrity without defensiveness.)</w:t>
+      </w:r>
+    </w:p>
+    <w:p>
+      <w:pPr>
+        <w:spacing w:after="60" w:before="60"/>
+      </w:pPr>
+      <w:r>
+        <w:rPr>
+          <w:rFonts w:ascii="Calibri" w:cs="Calibri" w:eastAsia="Calibri" w:hAnsi="Calibri"/>
+          <w:color w:val="111111"/>
+          <w:sz w:val="22"/>
+          <w:szCs w:val="22"/>
+        </w:rPr>
+        <w:t xml:space="preserve">And because the model is open-source and the methodology is documented, it is portable. We have reviewed the legal frameworks in Kenya, Ghana, and Senegal — all permit citizen observation and form photography. Any country with paper ballots and a mobile network can deploy E Don Kast within months.</w:t>
       </w:r>
     </w:p>
     <w:p>
@@ -1131,49 +1252,49 @@
           <w:sz w:val="22"/>
           <w:szCs w:val="22"/>
         </w:rPr>
-        <w:t xml:space="preserve">Phase 1 is already scoped. Ninety days. Obio-Akpor LGA. CCIJ data pipeline connected. Ward-captain QA network deployed. SERAP MOU signed. First tribunal evidence packet filed.</w:t>
-      </w:r>
-    </w:p>
-    <w:p>
-      <w:pPr>
-        <w:spacing w:after="60" w:before="60"/>
-      </w:pPr>
-      <w:r>
-        <w:rPr>
-          <w:rFonts w:ascii="Calibri" w:cs="Calibri" w:eastAsia="Calibri" w:hAnsi="Calibri"/>
-          <w:color w:val="111111"/>
-          <w:sz w:val="22"/>
-          <w:szCs w:val="22"/>
-        </w:rPr>
-        <w:t xml:space="preserve">Phase 2 expands to all five flagged Rivers State LGAs and initiates formal INEC API negotiations — using the Electoral Act 2026 compliance deadline as leverage.</w:t>
-      </w:r>
-    </w:p>
-    <w:p>
-      <w:pPr>
-        <w:spacing w:after="60" w:before="60"/>
-      </w:pPr>
-      <w:r>
-        <w:rPr>
-          <w:rFonts w:ascii="Calibri" w:cs="Calibri" w:eastAsia="Calibri" w:hAnsi="Calibri"/>
-          <w:color w:val="111111"/>
-          <w:sz w:val="22"/>
-          <w:szCs w:val="22"/>
-        </w:rPr>
-        <w:t xml:space="preserve">Phase 3 is national. Open-source release. Civil society co-management. A model that any country with IReV-equivalent infrastructure can replicate.</w:t>
-      </w:r>
-    </w:p>
-    <w:p>
-      <w:pPr>
-        <w:spacing w:after="60" w:before="60"/>
-      </w:pPr>
-      <w:r>
-        <w:rPr>
-          <w:rFonts w:ascii="Calibri" w:cs="Calibri" w:eastAsia="Calibri" w:hAnsi="Calibri"/>
-          <w:color w:val="111111"/>
-          <w:sz w:val="22"/>
-          <w:szCs w:val="22"/>
-        </w:rPr>
-        <w:t xml:space="preserve">The long arc is this: the first time a tribunal receives an E Don Kast evidence packet and a court rules on it, the accountability loop closes in a way that is visible and replicable. That is the moment this becomes a norm, not a project.</w:t>
+        <w:t xml:space="preserve">Phase 1 is scoped and live. Days 1 through 30. The platform is already deployed using CCIJ's 169,000-form archive. The Obio-Akpor 2023 data runs as a live simulation — we know the ground truth from that election, so we can validate the pipeline against a real-world result that has already been litigated.</w:t>
+      </w:r>
+    </w:p>
+    <w:p>
+      <w:pPr>
+        <w:spacing w:after="60" w:before="60"/>
+      </w:pPr>
+      <w:r>
+        <w:rPr>
+          <w:rFonts w:ascii="Calibri" w:cs="Calibri" w:eastAsia="Calibri" w:hAnsi="Calibri"/>
+          <w:color w:val="111111"/>
+          <w:sz w:val="22"/>
+          <w:szCs w:val="22"/>
+        </w:rPr>
+        <w:t xml:space="preserve">Phase 2: the Ekiti State election on June 20, 2026. That is 63 days from today. Our first live deployment. Real ballot, real observers, real-time discrepancy flagging. Not a simulation — an election.</w:t>
+      </w:r>
+    </w:p>
+    <w:p>
+      <w:pPr>
+        <w:spacing w:after="60" w:before="60"/>
+      </w:pPr>
+      <w:r>
+        <w:rPr>
+          <w:rFonts w:ascii="Calibri" w:cs="Calibri" w:eastAsia="Calibri" w:hAnsi="Calibri"/>
+          <w:color w:val="111111"/>
+          <w:sz w:val="22"/>
+          <w:szCs w:val="22"/>
+        </w:rPr>
+        <w:t xml:space="preserve">Phase 3: Osun, August 15. Then we submit accuracy reports to INEC and the National Assembly, and push the open-source release for national civil society deployment.</w:t>
+      </w:r>
+    </w:p>
+    <w:p>
+      <w:pPr>
+        <w:spacing w:after="60" w:before="60"/>
+      </w:pPr>
+      <w:r>
+        <w:rPr>
+          <w:rFonts w:ascii="Calibri" w:cs="Calibri" w:eastAsia="Calibri" w:hAnsi="Calibri"/>
+          <w:color w:val="111111"/>
+          <w:sz w:val="22"/>
+          <w:szCs w:val="22"/>
+        </w:rPr>
+        <w:t xml:space="preserve">The 12-month deployability target this hackathon asks for: we meet it in Phase 1. Something real and verifiable is live in 30 days. A national election deployment follows within the year.</w:t>
       </w:r>
     </w:p>
     <w:p>
@@ -1190,7 +1311,7 @@
           <w:sz w:val="19"/>
           <w:szCs w:val="19"/>
         </w:rPr>
-        <w:t xml:space="preserve">(Land on the word "norm." This is the policy transformation framing the judges need.)</w:t>
+        <w:t xml:space="preserve">(The 12-month reference matters — it's one of the judging criteria. Name it explicitly. And "June 20 is 63 days away" makes this concrete.)</w:t>
       </w:r>
     </w:p>
     <w:p>
@@ -1247,7 +1368,7 @@
           <w:sz w:val="20"/>
           <w:szCs w:val="20"/>
         </w:rPr>
-        <w:t xml:space="preserve">[Advance to Slide 8. QR code is visible on screen. Pause 5 seconds before speaking.]</w:t>
+        <w:t xml:space="preserve">[Advance to Slide 8. Pause 5 seconds before speaking. Let the QR code sit on screen.]</w:t>
       </w:r>
     </w:p>
     <w:p>
@@ -1283,35 +1404,7 @@
           <w:sz w:val="19"/>
           <w:szCs w:val="19"/>
         </w:rPr>
-        <w:t xml:space="preserve">(Invite the audience. Stand back slightly from the podium — this is participatory.)</w:t>
-      </w:r>
-    </w:p>
-    <w:p>
-      <w:pPr>
-        <w:spacing w:after="60" w:before="60"/>
-      </w:pPr>
-      <w:r>
-        <w:rPr>
-          <w:rFonts w:ascii="Calibri" w:cs="Calibri" w:eastAsia="Calibri" w:hAnsi="Calibri"/>
-          <w:color w:val="111111"/>
-          <w:sz w:val="22"/>
-          <w:szCs w:val="22"/>
-        </w:rPr>
-        <w:t xml:space="preserve">If you have your phone, scan that QR code. You're looking at a live dashboard. On the right, you'll see INEC's declared results. On the left, a running total from scanned EC8A forms.</w:t>
-      </w:r>
-    </w:p>
-    <w:p>
-      <w:pPr>
-        <w:spacing w:after="60" w:before="60"/>
-      </w:pPr>
-      <w:r>
-        <w:rPr>
-          <w:rFonts w:ascii="Calibri" w:cs="Calibri" w:eastAsia="Calibri" w:hAnsi="Calibri"/>
-          <w:color w:val="111111"/>
-          <w:sz w:val="22"/>
-          <w:szCs w:val="22"/>
-        </w:rPr>
-        <w:t xml:space="preserve">In a moment, you'll see a discrepancy materialize — not as a statistic in a report, but in real time, in front of you, in this room.</w:t>
+        <w:t xml:space="preserve">(Demo approach: click through the live dashboard yourself, narrating as you go. Do NOT just show a screenshot — the live system is the point. If connectivity fails, have a screen recording ready as backup.)</w:t>
       </w:r>
     </w:p>
     <w:p>
@@ -1328,21 +1421,35 @@
           <w:sz w:val="20"/>
           <w:szCs w:val="20"/>
         </w:rPr>
-        <w:t xml:space="preserve">[Allow 20–30 seconds for audience scanning and dashboard loading. Watch for the first discrepancy to appear on the demo dashboard.]</w:t>
-      </w:r>
-    </w:p>
-    <w:p>
-      <w:pPr>
-        <w:spacing w:after="60" w:before="60"/>
-      </w:pPr>
-      <w:r>
-        <w:rPr>
-          <w:rFonts w:ascii="Calibri" w:cs="Calibri" w:eastAsia="Calibri" w:hAnsi="Calibri"/>
-          <w:color w:val="111111"/>
-          <w:sz w:val="22"/>
-          <w:szCs w:val="22"/>
-        </w:rPr>
-        <w:t xml:space="preserve">What you're looking at is what accountability looks like when it's mechanical rather than political. It doesn't require a whistleblower to be brave. It doesn't require a judge to be sympathetic. It requires a signed form and a phone.</w:t>
+        <w:t xml:space="preserve">[Navigate to the live dashboard. Show the INEC declared figures on the right. Show the EC8A running total on the left. Scroll to Ward 4 Rumuodomaya to show the specific discrepancy.]</w:t>
+      </w:r>
+    </w:p>
+    <w:p>
+      <w:pPr>
+        <w:spacing w:after="60" w:before="60"/>
+      </w:pPr>
+      <w:r>
+        <w:rPr>
+          <w:rFonts w:ascii="Calibri" w:cs="Calibri" w:eastAsia="Calibri" w:hAnsi="Calibri"/>
+          <w:color w:val="111111"/>
+          <w:sz w:val="22"/>
+          <w:szCs w:val="22"/>
+        </w:rPr>
+        <w:t xml:space="preserve">On the right: INEC's declared result. On the left: what the EC8A forms actually say. The gap you're looking at right now — that is 64,692 votes. That is the distance between what the people recorded and what was announced.</w:t>
+      </w:r>
+    </w:p>
+    <w:p>
+      <w:pPr>
+        <w:spacing w:after="60" w:before="60"/>
+      </w:pPr>
+      <w:r>
+        <w:rPr>
+          <w:rFonts w:ascii="Calibri" w:cs="Calibri" w:eastAsia="Calibri" w:hAnsi="Calibri"/>
+          <w:color w:val="111111"/>
+          <w:sz w:val="22"/>
+          <w:szCs w:val="22"/>
+        </w:rPr>
+        <w:t xml:space="preserve">This is what accountability looks like when it's mechanical rather than political. It doesn't require a brave whistleblower. It doesn't require a sympathetic judge. It requires a signed form and a phone signal.</w:t>
       </w:r>
     </w:p>
     <w:p>
@@ -1407,63 +1514,63 @@
           <w:sz w:val="22"/>
           <w:szCs w:val="22"/>
         </w:rPr>
-        <w:t xml:space="preserve">We have four asks for the policy community in this room.</w:t>
-      </w:r>
-    </w:p>
-    <w:p>
-      <w:pPr>
-        <w:spacing w:after="60" w:before="60"/>
-      </w:pPr>
-      <w:r>
-        <w:rPr>
-          <w:rFonts w:ascii="Calibri" w:cs="Calibri" w:eastAsia="Calibri" w:hAnsi="Calibri"/>
-          <w:color w:val="111111"/>
-          <w:sz w:val="22"/>
-          <w:szCs w:val="22"/>
-        </w:rPr>
-        <w:t xml:space="preserve">One: INEC and the National Assembly publish structured data export requirements as part of Electoral Act 2026 implementation regulations by December 2026.</w:t>
-      </w:r>
-    </w:p>
-    <w:p>
-      <w:pPr>
-        <w:spacing w:after="60" w:before="60"/>
-      </w:pPr>
-      <w:r>
-        <w:rPr>
-          <w:rFonts w:ascii="Calibri" w:cs="Calibri" w:eastAsia="Calibri" w:hAnsi="Calibri"/>
-          <w:color w:val="111111"/>
-          <w:sz w:val="22"/>
-          <w:szCs w:val="22"/>
-        </w:rPr>
-        <w:t xml:space="preserve">Two: The Nigerian Bar Association and SERAP formally recognize E Don Kast extraction outputs as pre-screened evidence admissible in electoral tribunals.</w:t>
-      </w:r>
-    </w:p>
-    <w:p>
-      <w:pPr>
-        <w:spacing w:after="60" w:before="60"/>
-      </w:pPr>
-      <w:r>
-        <w:rPr>
-          <w:rFonts w:ascii="Calibri" w:cs="Calibri" w:eastAsia="Calibri" w:hAnsi="Calibri"/>
-          <w:color w:val="111111"/>
-          <w:sz w:val="22"/>
-          <w:szCs w:val="22"/>
-        </w:rPr>
-        <w:t xml:space="preserve">Three: CCIJ and StayGIS execute a data partnership agreement enabling continuous digitization and verification.</w:t>
-      </w:r>
-    </w:p>
-    <w:p>
-      <w:pPr>
-        <w:spacing w:after="60" w:before="60"/>
-      </w:pPr>
-      <w:r>
-        <w:rPr>
-          <w:rFonts w:ascii="Calibri" w:cs="Calibri" w:eastAsia="Calibri" w:hAnsi="Calibri"/>
-          <w:color w:val="111111"/>
-          <w:sz w:val="22"/>
-          <w:szCs w:val="22"/>
-        </w:rPr>
-        <w:t xml:space="preserve">Four: Nigerian diaspora networks — NIDO, NANAF, and state-chapter associations — launch a targeted $50,000 seed campaign directed at the 1.7 million Nigerians abroad who have a direct stake in the integrity of results from home wards.</w:t>
+        <w:t xml:space="preserve">We have four asks.</w:t>
+      </w:r>
+    </w:p>
+    <w:p>
+      <w:pPr>
+        <w:spacing w:after="60" w:before="60"/>
+      </w:pPr>
+      <w:r>
+        <w:rPr>
+          <w:rFonts w:ascii="Calibri" w:cs="Calibri" w:eastAsia="Calibri" w:hAnsi="Calibri"/>
+          <w:color w:val="111111"/>
+          <w:sz w:val="22"/>
+          <w:szCs w:val="22"/>
+        </w:rPr>
+        <w:t xml:space="preserve">One: INEC mandates structured data exports from IReV as part of Electoral Act 2026 implementation regulations — by December 2026.</w:t>
+      </w:r>
+    </w:p>
+    <w:p>
+      <w:pPr>
+        <w:spacing w:after="60" w:before="60"/>
+      </w:pPr>
+      <w:r>
+        <w:rPr>
+          <w:rFonts w:ascii="Calibri" w:cs="Calibri" w:eastAsia="Calibri" w:hAnsi="Calibri"/>
+          <w:color w:val="111111"/>
+          <w:sz w:val="22"/>
+          <w:szCs w:val="22"/>
+        </w:rPr>
+        <w:t xml:space="preserve">Two: The Nigerian Bar Association and SERAP formally recognize E Don Kast outputs as pre-screened evidence admissible in electoral tribunals.</w:t>
+      </w:r>
+    </w:p>
+    <w:p>
+      <w:pPr>
+        <w:spacing w:after="60" w:before="60"/>
+      </w:pPr>
+      <w:r>
+        <w:rPr>
+          <w:rFonts w:ascii="Calibri" w:cs="Calibri" w:eastAsia="Calibri" w:hAnsi="Calibri"/>
+          <w:color w:val="111111"/>
+          <w:sz w:val="22"/>
+          <w:szCs w:val="22"/>
+        </w:rPr>
+        <w:t xml:space="preserve">Three: CCIJ and StayGIS execute a data partnership for continuous digitization and verification.</w:t>
+      </w:r>
+    </w:p>
+    <w:p>
+      <w:pPr>
+        <w:spacing w:after="60" w:before="60"/>
+      </w:pPr>
+      <w:r>
+        <w:rPr>
+          <w:rFonts w:ascii="Calibri" w:cs="Calibri" w:eastAsia="Calibri" w:hAnsi="Calibri"/>
+          <w:color w:val="111111"/>
+          <w:sz w:val="22"/>
+          <w:szCs w:val="22"/>
+        </w:rPr>
+        <w:t xml:space="preserve">Four: Nigerian diaspora networks — NIDO, NANAF, state-chapter associations — launch a $50,000 seed campaign targeting the 1.7 million Nigerians abroad who have a direct stake in the integrity of results from home wards.</w:t>
       </w:r>
     </w:p>
     <w:p>
@@ -1480,7 +1587,7 @@
           <w:sz w:val="19"/>
           <w:szCs w:val="19"/>
         </w:rPr>
-        <w:t xml:space="preserve">(Deliver the four asks with deliberate pacing — one beat between each. These are actionable, not aspirational.)</w:t>
+        <w:t xml:space="preserve">(One beat between each ask. These are actionable, not aspirational.)</w:t>
       </w:r>
     </w:p>
     <w:p>
@@ -1508,7 +1615,7 @@
           <w:sz w:val="22"/>
           <w:szCs w:val="22"/>
         </w:rPr>
-        <w:t xml:space="preserve">We are building the infrastructure to make sure that sentence can never again mean the end of the conversation.</w:t>
+        <w:t xml:space="preserve">We are building the infrastructure to make sure that when that sentence is spoken, the people can look at the same data and decide for themselves whether it's true.</w:t>
       </w:r>
     </w:p>
     <w:p>
@@ -1544,7 +1651,7 @@
           <w:sz w:val="20"/>
           <w:szCs w:val="20"/>
         </w:rPr>
-        <w:t xml:space="preserve">[Remain at the podium. Smile. Wait for applause to begin before stepping back. Field Q&amp;A if time permits.]</w:t>
+        <w:t xml:space="preserve">[Remain at podium. Smile. Wait for applause before stepping back.]</w:t>
       </w:r>
     </w:p>
     <w:p>
@@ -1590,21 +1697,21 @@
           <w:sz w:val="26"/>
           <w:szCs w:val="26"/>
         </w:rPr>
-        <w:t xml:space="preserve">Q: Is AI-extracted evidence legally admissible in Nigerian courts?</w:t>
-      </w:r>
-    </w:p>
-    <w:p>
-      <w:pPr>
-        <w:spacing w:after="60" w:before="60"/>
-      </w:pPr>
-      <w:r>
-        <w:rPr>
-          <w:rFonts w:ascii="Calibri" w:cs="Calibri" w:eastAsia="Calibri" w:hAnsi="Calibri"/>
-          <w:color w:val="111111"/>
-          <w:sz w:val="22"/>
-          <w:szCs w:val="22"/>
-        </w:rPr>
-        <w:t xml:space="preserve">Strong question. The short answer is: we've designed for it. Every E Don Kast output includes provenance metadata — form ID, timestamp, extraction confidence, and a human review flag for outputs below 90% confidence. Our SERAP partnership specifically addresses a pre-screening protocol where human reviewers confirm all tribunal-bound extractions. The Electoral Act 2022 and its 2026 amendment don't prohibit AI-assisted analysis — they require accurate records. We meet that standard.</w:t>
+        <w:t xml:space="preserve">Q: Is it legal to photograph EC8A forms?</w:t>
+      </w:r>
+    </w:p>
+    <w:p>
+      <w:pPr>
+        <w:spacing w:after="60" w:before="60"/>
+      </w:pPr>
+      <w:r>
+        <w:rPr>
+          <w:rFonts w:ascii="Calibri" w:cs="Calibri" w:eastAsia="Calibri" w:hAnsi="Calibri"/>
+          <w:color w:val="111111"/>
+          <w:sz w:val="22"/>
+          <w:szCs w:val="22"/>
+        </w:rPr>
+        <w:t xml:space="preserve">Yes — and this is well established. Photographing posted polling unit results has been standard practice in Nigerian elections since the 1990s. INEC's own accreditation guidelines for domestic observers explicitly reference the right to observe and document result collation. The forms are posted publicly by law. This is not a grey area.</w:t>
       </w:r>
     </w:p>
     <w:p>
@@ -1626,21 +1733,21 @@
           <w:sz w:val="26"/>
           <w:szCs w:val="26"/>
         </w:rPr>
-        <w:t xml:space="preserve">Q: What stops INEC from simply refusing to release structured data?</w:t>
-      </w:r>
-    </w:p>
-    <w:p>
-      <w:pPr>
-        <w:spacing w:after="60" w:before="60"/>
-      </w:pPr>
-      <w:r>
-        <w:rPr>
-          <w:rFonts w:ascii="Calibri" w:cs="Calibri" w:eastAsia="Calibri" w:hAnsi="Calibri"/>
-          <w:color w:val="111111"/>
-          <w:sz w:val="22"/>
-          <w:szCs w:val="22"/>
-        </w:rPr>
-        <w:t xml:space="preserve">The Electoral Act 2026 mandates real-time electronic transmission. An IReV that uploads only images and withholds structured data is technically non-compliant. We're not asking INEC for a favor — we're asking for compliance with existing law. The "communication failure" exemption is our vulnerability, which is why we track exemption claims per ward and publish them. Sunlight is the enforcement mechanism.</w:t>
+        <w:t xml:space="preserve">Q: Is E Don Kast a partisan or independent platform?</w:t>
+      </w:r>
+    </w:p>
+    <w:p>
+      <w:pPr>
+        <w:spacing w:after="60" w:before="60"/>
+      </w:pPr>
+      <w:r>
+        <w:rPr>
+          <w:rFonts w:ascii="Calibri" w:cs="Calibri" w:eastAsia="Calibri" w:hAnsi="Calibri"/>
+          <w:color w:val="111111"/>
+          <w:sz w:val="22"/>
+          <w:szCs w:val="22"/>
+        </w:rPr>
+        <w:t xml:space="preserve">Fully independent. StayGIS LLC has no political affiliation and receives no funding from any political party. Our methodology is public, our source data is cited, and our correction log is open for anyone to audit. We have no stake in who wins — only in whether the count is accurate. That independence is structural, not just a declaration: because the data comes from INEC's own portal and the forms are signed by INEC officials, there is nothing for us to fabricate.</w:t>
       </w:r>
     </w:p>
     <w:p>
@@ -1662,21 +1769,21 @@
           <w:sz w:val="26"/>
           <w:szCs w:val="26"/>
         </w:rPr>
-        <w:t xml:space="preserve">Q: Why focus on Rivers State? Isn't this a national problem?</w:t>
-      </w:r>
-    </w:p>
-    <w:p>
-      <w:pPr>
-        <w:spacing w:after="60" w:before="60"/>
-      </w:pPr>
-      <w:r>
-        <w:rPr>
-          <w:rFonts w:ascii="Calibri" w:cs="Calibri" w:eastAsia="Calibri" w:hAnsi="Calibri"/>
-          <w:color w:val="111111"/>
-          <w:sz w:val="22"/>
-          <w:szCs w:val="22"/>
-        </w:rPr>
-        <w:t xml:space="preserve">Rivers State is where the evidence is strongest and the documentation most complete. Veza News confirmed 110,000 phantom votes. CCIJ has the forms. Sophia Okafor's letter is on record. We start where the evidentiary foundation is already laid. Phase 3 is national — but you prove the model where the numbers are undeniable.</w:t>
+        <w:t xml:space="preserve">Q: Is AI-extracted evidence legally admissible in Nigerian courts?</w:t>
+      </w:r>
+    </w:p>
+    <w:p>
+      <w:pPr>
+        <w:spacing w:after="60" w:before="60"/>
+      </w:pPr>
+      <w:r>
+        <w:rPr>
+          <w:rFonts w:ascii="Calibri" w:cs="Calibri" w:eastAsia="Calibri" w:hAnsi="Calibri"/>
+          <w:color w:val="111111"/>
+          <w:sz w:val="22"/>
+          <w:szCs w:val="22"/>
+        </w:rPr>
+        <w:t xml:space="preserve">We've designed for this. Every extraction includes provenance metadata — form ID, ward code, timestamp, confidence score. Outputs below 90% confidence are flagged and require human review before being used in any tribunal filing. Our SERAP partnership provides the pre-screening protocol. The Electoral Act doesn't prohibit AI-assisted analysis — it requires accurate records. We meet that standard, and a human expert can testify to the methodology.</w:t>
       </w:r>
     </w:p>
     <w:p>
@@ -1698,21 +1805,129 @@
           <w:sz w:val="26"/>
           <w:szCs w:val="26"/>
         </w:rPr>
-        <w:t xml:space="preserve">Q: How do you prevent the platform from being used to spread misinformation?</w:t>
-      </w:r>
-    </w:p>
-    <w:p>
-      <w:pPr>
-        <w:spacing w:after="60" w:before="60"/>
-      </w:pPr>
-      <w:r>
-        <w:rPr>
-          <w:rFonts w:ascii="Calibri" w:cs="Calibri" w:eastAsia="Calibri" w:hAnsi="Calibri"/>
-          <w:color w:val="111111"/>
-          <w:sz w:val="22"/>
-          <w:szCs w:val="22"/>
-        </w:rPr>
-        <w:t xml:space="preserve">Three safeguards. First: we never publish unverified extractions — confidence thresholds route low-quality reads to human review before they appear on the public dashboard. Second: the underlying EC8A images are linked directly in every data point — anyone can verify by looking at the primary source. Third: we log all challenged extractions and maintain a public correction log. The architecture is designed to be audited, not just used.</w:t>
+        <w:t xml:space="preserve">Q: What stops INEC from refusing to cooperate?</w:t>
+      </w:r>
+    </w:p>
+    <w:p>
+      <w:pPr>
+        <w:spacing w:after="60" w:before="60"/>
+      </w:pPr>
+      <w:r>
+        <w:rPr>
+          <w:rFonts w:ascii="Calibri" w:cs="Calibri" w:eastAsia="Calibri" w:hAnsi="Calibri"/>
+          <w:color w:val="111111"/>
+          <w:sz w:val="22"/>
+          <w:szCs w:val="22"/>
+        </w:rPr>
+        <w:t xml:space="preserve">The Electoral Act 2026 mandates real-time electronic transmission. An IReV that withholds structured data is non-compliant with a law INEC itself administers. We don't need INEC's cooperation for Phase 1 — the CCIJ archive gives us 169,328 forms already. INEC cooperation accelerates Phase 2 and unlocks real-time processing. But the baseline case works without them.</w:t>
+      </w:r>
+    </w:p>
+    <w:p>
+      <w:pPr>
+        <w:spacing w:after="0" w:before="40"/>
+      </w:pPr>
+    </w:p>
+    <w:p>
+      <w:pPr>
+        <w:pStyle w:val="Heading2"/>
+        <w:spacing w:after="80" w:before="200"/>
+      </w:pPr>
+      <w:r>
+        <w:rPr>
+          <w:rFonts w:ascii="Calibri" w:cs="Calibri" w:eastAsia="Calibri" w:hAnsi="Calibri"/>
+          <w:b/>
+          <w:bCs/>
+          <w:color w:val="0B1F3A"/>
+          <w:sz w:val="26"/>
+          <w:szCs w:val="26"/>
+        </w:rPr>
+        <w:t xml:space="preserve">Q: How does this work in other countries?</w:t>
+      </w:r>
+    </w:p>
+    <w:p>
+      <w:pPr>
+        <w:spacing w:after="60" w:before="60"/>
+      </w:pPr>
+      <w:r>
+        <w:rPr>
+          <w:rFonts w:ascii="Calibri" w:cs="Calibri" w:eastAsia="Calibri" w:hAnsi="Calibri"/>
+          <w:color w:val="111111"/>
+          <w:sz w:val="22"/>
+          <w:szCs w:val="22"/>
+        </w:rPr>
+        <w:t xml:space="preserve">The model is portable wherever paper ballots exist and citizens have mobile access. We've reviewed frameworks in Kenya, Ghana, and Senegal — all permit citizen observation and form documentation. The core architecture is open-source. A country-specific deployment requires adapting the form parser to local ballot design and reviewing the legal framework for evidence admissibility. That's a weeks-long process, not a years-long one.</w:t>
+      </w:r>
+    </w:p>
+    <w:p>
+      <w:pPr>
+        <w:spacing w:after="0" w:before="40"/>
+      </w:pPr>
+    </w:p>
+    <w:p>
+      <w:pPr>
+        <w:pStyle w:val="Heading2"/>
+        <w:spacing w:after="80" w:before="200"/>
+      </w:pPr>
+      <w:r>
+        <w:rPr>
+          <w:rFonts w:ascii="Calibri" w:cs="Calibri" w:eastAsia="Calibri" w:hAnsi="Calibri"/>
+          <w:b/>
+          <w:bCs/>
+          <w:color w:val="0B1F3A"/>
+          <w:sz w:val="26"/>
+          <w:szCs w:val="26"/>
+        </w:rPr>
+        <w:t xml:space="preserve">Q: Why focus on Rivers State? Isn't this a national problem?</w:t>
+      </w:r>
+    </w:p>
+    <w:p>
+      <w:pPr>
+        <w:spacing w:after="60" w:before="60"/>
+      </w:pPr>
+      <w:r>
+        <w:rPr>
+          <w:rFonts w:ascii="Calibri" w:cs="Calibri" w:eastAsia="Calibri" w:hAnsi="Calibri"/>
+          <w:color w:val="111111"/>
+          <w:sz w:val="22"/>
+          <w:szCs w:val="22"/>
+        </w:rPr>
+        <w:t xml:space="preserve">It is a national problem — but you prove the model where the evidence is undeniable. Veza News confirmed 110,000 phantom votes. CCIJ has the forms. Sophia Okafor's letter is on record. We start with the strongest evidentiary foundation and build from there. Phase 3 is national.</w:t>
+      </w:r>
+    </w:p>
+    <w:p>
+      <w:pPr>
+        <w:spacing w:after="0" w:before="40"/>
+      </w:pPr>
+    </w:p>
+    <w:p>
+      <w:pPr>
+        <w:pStyle w:val="Heading2"/>
+        <w:spacing w:after="80" w:before="200"/>
+      </w:pPr>
+      <w:r>
+        <w:rPr>
+          <w:rFonts w:ascii="Calibri" w:cs="Calibri" w:eastAsia="Calibri" w:hAnsi="Calibri"/>
+          <w:b/>
+          <w:bCs/>
+          <w:color w:val="0B1F3A"/>
+          <w:sz w:val="26"/>
+          <w:szCs w:val="26"/>
+        </w:rPr>
+        <w:t xml:space="preserve">Q: How do you prevent misinformation?</w:t>
+      </w:r>
+    </w:p>
+    <w:p>
+      <w:pPr>
+        <w:spacing w:after="60" w:before="60"/>
+      </w:pPr>
+      <w:r>
+        <w:rPr>
+          <w:rFonts w:ascii="Calibri" w:cs="Calibri" w:eastAsia="Calibri" w:hAnsi="Calibri"/>
+          <w:color w:val="111111"/>
+          <w:sz w:val="22"/>
+          <w:szCs w:val="22"/>
+        </w:rPr>
+        <w:t xml:space="preserve">Three safeguards. Confidence thresholds route low-quality reads to human review before they appear publicly. EC8A images are linked directly to every data point — anyone can check the primary source. And we maintain a public correction log for all challenged extractions. The architecture is designed to be audited.</w:t>
       </w:r>
     </w:p>
     <w:p>
